--- a/일본판/4부/4부_11화_해산총회.docx
+++ b/일본판/4부/4부_11화_해산총회.docx
@@ -161,7 +161,7 @@
           <w:i w:val="0"/>
           <w:sz w:val="22"/>
         </w:rPr>
-        <w:t>招集。(冊子を開く)規約第九条。「総会は議長がこれを招集する。招集は会日の十四日前までに書面をもって会員に通知する。決議は出席会員の三分の二以上をもって行う。会の解散は総会の決議による」。わしが読めるのは、ここまでだ。(顔を上げる)議案は、誰が出す。</w:t>
+        <w:t>招集。(冊子を開く)規約第九条。「総会は議長がこれを招集する。招集は会日の十四日前までに書面をもって会員に通知する。決議は出席会員の三分の二以上をもって行う。会の解散は総会の決議による」。わしが読めるのは、ここまでだ。(顔を上げる)議案は誰が出す。</w:t>
       </w:r>
     </w:p>
     <w:p>
@@ -230,7 +230,7 @@
           <w:i w:val="0"/>
           <w:sz w:val="22"/>
         </w:rPr>
-        <w:t>畳みます。理由は、総会の席で申し上げます。紙にも残します。</w:t>
+        <w:t>畳みます。理由は総会の席で申し上げます。紙にも残します。</w:t>
       </w:r>
     </w:p>
     <w:p>
@@ -253,7 +253,7 @@
           <w:i w:val="0"/>
           <w:sz w:val="22"/>
         </w:rPr>
-        <w:t>理由は聞かん。(間)聞けば、わしが議長を降りねばならなくなる。議長は、賛成にも反対にも立たん。決議の数を数えるだけの席だ。</w:t>
+        <w:t>理由は聞かん。(間)聞けば、わしが議長を降りねばならなくなる。議長は賛成にも反対にも立たん。決議の数を数えるだけの席だ。</w:t>
       </w:r>
     </w:p>
     <w:p>
@@ -291,7 +291,7 @@
           <w:i w:val="0"/>
           <w:sz w:val="22"/>
         </w:rPr>
-        <w:t>先生。会場は、事務局の入る七階の会議室が、四月十九日の金曜日、午後二時に押さえられます。招集の通知は、十四日前の四月五日が期限です。</w:t>
+        <w:t>先生。会場は事務局の入る七階の会議室が、四月十九日の金曜日、午後二時に押さえられます。招集の通知は、十四日前の四月五日が期限です。</w:t>
       </w:r>
     </w:p>
     <w:p>
@@ -360,7 +360,7 @@
           <w:i w:val="0"/>
           <w:sz w:val="22"/>
         </w:rPr>
-        <w:t>読めんでいい。読めんから、決議と言うのだ。(茶を一口)お前の親父は、総会の前に必ず全員の顔を数えて、頭の中で票を割った。外れたことがなかった。外れたのは、一度だけだ。</w:t>
+        <w:t>読めんでいい。読めんから決議と言うのだ。(茶を一口)お前の親父は、総会の前に必ず全員の顔を数えて、頭の中で票を割った。外れたことがなかった。外れたのは一度だけだ。</w:t>
       </w:r>
     </w:p>
     <w:p>
@@ -406,7 +406,7 @@
           <w:i w:val="0"/>
           <w:sz w:val="22"/>
         </w:rPr>
-        <w:t>わしが、お前の親父に頭を下げられた日の、総会だ。(茶碗を置く)あの話は、まだ先だ。</w:t>
+        <w:t>わしが、お前の親父に頭を下げられた日の、総会だ。(茶碗を置く)あの話はまだ先だ。</w:t>
       </w:r>
     </w:p>
     <w:p>
@@ -558,7 +558,7 @@
           <w:i w:val="0"/>
           <w:sz w:val="22"/>
         </w:rPr>
-        <w:t>決めた理由。(声に出して読む)「一、派閥は、人を守る形をしているが、人に責任を預ける形でもあった。二、預かりは、返す日が来なければ、貸しではなく負債になる。三、父はそれを知って、預かった」。(顔を上げる)三つ目は、あなたの推測でしょう。</w:t>
+        <w:t>決めた理由。(声に出して読む)「一、派閥は、人を守る形をしているが、人に責任を預ける形でもあった。二、預かりは、返す日が来なければ、貸しではなく負債になる。三、父はそれを知って、預かった」。(顔を上げる)三つ目はあなたの推測でしょう。</w:t>
       </w:r>
     </w:p>
     <w:p>
@@ -650,7 +650,7 @@
           <w:i w:val="0"/>
           <w:sz w:val="22"/>
         </w:rPr>
-        <w:t>次の行。「存続を選べば、父の名前は看板として残る。看板は、中身が変わっても、外から見える」。(間)これは、いい文章だと思う。ただ、「看板」という言葉は、功が一番嫌ったわ。</w:t>
+        <w:t>次の行。「存続を選べば、父の名前は看板として残る。看板は、中身が変わっても、外から見える」。(間)これはいい文章だと思う。ただ、「看板」という言葉は、功が一番嫌ったわ。</w:t>
       </w:r>
     </w:p>
     <w:p>
@@ -734,7 +734,7 @@
           <w:i w:val="0"/>
           <w:sz w:val="22"/>
         </w:rPr>
-        <w:t>書き足します。「看板ではなく、一晩ごとに負うもの」。(顔を上げる)総会には、出られますか。</w:t>
+        <w:t>書き足します。「看板ではなく、一晩ごとに負うもの」。(顔を上げる)総会には出られますか。</w:t>
       </w:r>
     </w:p>
     <w:p>
@@ -757,7 +757,7 @@
           <w:i w:val="0"/>
           <w:sz w:val="22"/>
         </w:rPr>
-        <w:t>出ません。(静かに)出れば、私は誰かの未亡人として、そこに座ることになる。あの会では、一度も妻として座ったことがないの。</w:t>
+        <w:t>出ません。(静かに)出れば私は誰かの未亡人として、そこに座ることになる。あの会では、一度も妻として座ったことがないの。</w:t>
       </w:r>
     </w:p>
     <w:p>
@@ -780,7 +780,7 @@
           <w:i w:val="0"/>
           <w:sz w:val="22"/>
         </w:rPr>
-        <w:t>では、写真だけを。</w:t>
+        <w:t>では写真だけを。</w:t>
       </w:r>
     </w:p>
     <w:p>
@@ -848,7 +848,7 @@
           <w:color w:val="555555"/>
           <w:sz w:val="22"/>
         </w:rPr>
-        <w:t>(2024年3月11日(月)午後三時。潮音会事務局。荷造り用の段ボールが部屋の隅に積まれ、壁の月間予定表には「三月」の紙の下に、新しく「四月十九日 総会」と赤い字が書かれている。岩渕が机に書類を並べる。灯が横に座り、遼は立ったまま窓際にいる。)</w:t>
+        <w:t>(2024年3月11日(月)午後三時。潮音会事務局。荷造り用の段ボールが部屋の隅に積まれ、壁の月間予定表には「三月」の紙の下に新しく「四月十九日 総会」と赤い字が書かれている。岩渕が机に書類を並べる。灯が横に座り、遼は立ったまま窓際にいる。)</w:t>
       </w:r>
     </w:p>
     <w:p>
@@ -917,7 +917,7 @@
           <w:i w:val="0"/>
           <w:sz w:val="22"/>
         </w:rPr>
-        <w:t>七階の会議室と事務局、合わせて。解約の予告は三か月前。六月末までは、家賃が出ます。(紙をめくる)会費の残額は、約二千三百万円。清算で、職員の退職金と家賃、監査の費用を引くと、ほとんど残りません。</w:t>
+        <w:t>七階の会議室と事務局、合わせて。解約の予告は三か月前。六月末までは、家賃が出ます。(紙をめくる)会費の残額は、約二千三百万円。清算で職員の退職金と家賃、監査の費用を引くと、ほとんど残りません。</w:t>
       </w:r>
     </w:p>
     <w:p>
@@ -963,7 +963,7 @@
           <w:i w:val="0"/>
           <w:sz w:val="22"/>
         </w:rPr>
-        <w:t>残れば、規約に従って、会員の議決で処分を。残らないほうが、楽だと思います。(自嘲気味に)楽という言葉は、悪い気がしますけれど。</w:t>
+        <w:t>残れば規約に従って、会員の議決で処分を。残らないほうが、楽だと思います。(自嘲気味に)楽という言葉は、悪い気がしますけれど。</w:t>
       </w:r>
     </w:p>
     <w:p>
@@ -1055,7 +1055,7 @@
           <w:i w:val="0"/>
           <w:sz w:val="22"/>
         </w:rPr>
-        <w:t>言いました。昨日。(息を吐く)返事はありません。事務総長は、総会で委任状を集めて回っているそうです。「解散は、拙速だ」と。数は、足りるかもしれません。</w:t>
+        <w:t>言いました。昨日。(息を吐く)返事はありません。事務総長は、総会で委任状を集めて回っているそうです。「解散は拙速だ」と。数は、足りるかもしれません。</w:t>
       </w:r>
     </w:p>
     <w:p>
@@ -1101,7 +1101,7 @@
           <w:i w:val="0"/>
           <w:sz w:val="22"/>
         </w:rPr>
-        <w:t>全員が出れば、四十一名の三分の二は二十八名。委任状を含めて、出席が三十六名なら二十四名です。(紙の端を握る)分母が減るほど、解散を止める側には、不利になります。出ない人は、止められません。</w:t>
+        <w:t>全員が出れば、四十一名の三分の二は二十八名。委任状を含めて、出席が三十六名なら二十四名です。(紙の端を握る)分母が減るほど、解散を止める側には、不利になります。出ない人は止められません。</w:t>
       </w:r>
     </w:p>
     <w:p>
@@ -1208,7 +1208,7 @@
           <w:color w:val="555555"/>
           <w:sz w:val="22"/>
         </w:rPr>
-        <w:t>(遼が壁の予定表の「四月十九日」の下に、自分の手で小さく「一四時」と書き足す。)</w:t>
+        <w:t>(遼が壁の予定表の「四月十九日」の下に自分の手で小さく「一四時」と書き足す。)</w:t>
       </w:r>
     </w:p>
     <w:p>
@@ -1284,7 +1284,7 @@
           <w:i w:val="0"/>
           <w:sz w:val="22"/>
         </w:rPr>
-        <w:t>今日、お話しに来ました。潮音会を、四月十九日の総会で解散する議案を出します。池澤さんたちの後援会は、別の団体です。解散の対象ではありません。</w:t>
+        <w:t>今日お話しに来ました。潮音会を、四月十九日の総会で解散する議案を出します。池澤さんたちの後援会は、別の団体です。解散の対象ではありません。</w:t>
       </w:r>
     </w:p>
     <w:p>
@@ -1307,7 +1307,7 @@
           <w:i w:val="0"/>
           <w:sz w:val="22"/>
         </w:rPr>
-        <w:t>別の団体か。(大沼と目を合わせる)後援会は、功さんの後援会だ。功さんの会が畳まれりゃ、おらたちの会も、畳むべきだとは、思わねえのか。</w:t>
+        <w:t>別の団体か。(大沼と目を合わせる)後援会は功さんの後援会だ。功さんの会が畳まれりゃ、おらたちの会も、畳むべきだとは、思わねえのか。</w:t>
       </w:r>
     </w:p>
     <w:p>
@@ -1330,7 +1330,7 @@
           <w:i w:val="0"/>
           <w:sz w:val="22"/>
         </w:rPr>
-        <w:t>思いません。後援会の存続は、連合会の決議で決めてください。僕は、一票を持つ会員ではありません。(紙を広げる)ただ、後援会の事務所の物置にある、帳簿の箱六つは、お返しします。</w:t>
+        <w:t>思いません。後援会の存続は、連合会の決議で決めてください。僕は、一票を持つ会員ではありません。(紙を広げる)ただ後援会の事務所の物置にある、帳簿の箱六つは、お返しします。</w:t>
       </w:r>
     </w:p>
     <w:p>
@@ -1399,7 +1399,7 @@
           <w:i w:val="0"/>
           <w:sz w:val="22"/>
         </w:rPr>
-        <w:t>理由は、あんだ。(静かに)おらたちは、功さんの字を、毎月見てきた。見ねえで預かってた。預かってるうちが、一番、楽だった。</w:t>
+        <w:t>理由はあんだ。(静かに)おらたちは功さんの字を、毎月見てきた。見ねえで預かってた。預かってるうちが、一番、楽だった。</w:t>
       </w:r>
     </w:p>
     <w:p>
@@ -1437,7 +1437,7 @@
           <w:i w:val="0"/>
           <w:sz w:val="22"/>
         </w:rPr>
-        <w:t>後援会は、残す。連合会の決議で。(大沼に)なあ。</w:t>
+        <w:t>後援会は残す。連合会の決議で。(大沼に)なあ。</w:t>
       </w:r>
     </w:p>
     <w:p>
@@ -1460,7 +1460,7 @@
           <w:i w:val="0"/>
           <w:sz w:val="22"/>
         </w:rPr>
-        <w:t>残すべ。名前は、変えるかもしれねえども。</w:t>
+        <w:t>残すべ。名前は変えるかもしれねえども。</w:t>
       </w:r>
     </w:p>
     <w:p>
@@ -1483,7 +1483,7 @@
           <w:i w:val="0"/>
           <w:sz w:val="22"/>
         </w:rPr>
-        <w:t>名前は、遼さんがつけるもんでね。おらたちが決める。(茶をすする)立づ鳥、跡を濁さずって言うべ。会は畳んでも、水は濁すな。(遼を見て)功さんは、濁したんだ。分かってて。濁さねえ畳み方をすんのは、お前の仕事だ。</w:t>
+        <w:t>名前は遼さんがつけるもんでね。おらたちが決める。(茶をすする)立づ鳥、跡を濁さずって言うべ。会は畳んでも、水は濁すな。(遼を見て)功さんは濁したんだ。分かってて。濁さねえ畳み方をすんのは、お前の仕事だ。</w:t>
       </w:r>
     </w:p>
     <w:p>
@@ -1506,7 +1506,7 @@
           <w:i w:val="0"/>
           <w:sz w:val="22"/>
         </w:rPr>
-        <w:t>はい。濁った分は、濁ったと言います。</w:t>
+        <w:t>はい。濁った分は濁ったと言います。</w:t>
       </w:r>
     </w:p>
     <w:p>
@@ -1575,7 +1575,7 @@
           <w:i w:val="0"/>
           <w:sz w:val="22"/>
         </w:rPr>
-        <w:t>一人で背負うな、とは、おらは言わねえ。(間)だが、おらの判も、あんだ。分かってるな。</w:t>
+        <w:t>一人で背負うな、とは、おらは言わねえ。(間)だが、おらの判もあんだ。分かってるな。</w:t>
       </w:r>
     </w:p>
     <w:p>
@@ -1613,7 +1613,7 @@
           <w:color w:val="555555"/>
           <w:sz w:val="22"/>
         </w:rPr>
-        <w:t>(大沼が、棚の端の湯呑みを一つ、遼の前に置く。遼は礼を言い、口をつける。ポットの湯が小さな音を立てる。)</w:t>
+        <w:t>(大沼が棚の端の湯呑みを一つ、遼の前に置く。遼は礼を言い、口をつける。ポットの湯が小さな音を立てる。)</w:t>
       </w:r>
     </w:p>
     <w:p>
@@ -1643,7 +1643,7 @@
           <w:color w:val="555555"/>
           <w:sz w:val="22"/>
         </w:rPr>
-        <w:t>(2024年3月18日(月)午後八時。第一議員会館七一五号室。大関が、一人で、何の予告もなく入ってくる。コートは着たまま。榊が立ち上がろうとするのを、手で制する。灯と三浦は、既に帰ったあと。)</w:t>
+        <w:t>(2024年3月18日(月)午後八時。第一議員会館七一五号室。大関が一人で何の予告もなく入ってくる。コートは着たまま。榊が立ち上がろうとするのを、手で制する。灯と三浦は既に帰ったあと。)</w:t>
       </w:r>
     </w:p>
     <w:p>
@@ -1712,7 +1712,7 @@
           <w:i w:val="0"/>
           <w:sz w:val="22"/>
         </w:rPr>
-        <w:t>通知が出る前に、わしが回った。三十人は、顔を合わせて話した。(机に両手を置く)半分は、聞く耳をもたん。半分は、「会長代行が決めたことなら」と言う。真壁、お前は、親父の会を、自分の名前で畳むつもりか。</w:t>
+        <w:t>通知が出る前に、わしが回った。三十人は顔を合わせて話した。(机に両手を置く)半分は聞く耳をもたん。半分は、「会長代行が決めたことなら」と言う。真壁、お前は親父の会を、自分の名前で畳むつもりか。</w:t>
       </w:r>
     </w:p>
     <w:p>
@@ -1735,7 +1735,7 @@
           <w:i w:val="0"/>
           <w:sz w:val="22"/>
         </w:rPr>
-        <w:t>畳むのは、総会です。僕は、議案を出すだけです。</w:t>
+        <w:t>畳むのは総会です。僕は、議案を出すだけです。</w:t>
       </w:r>
     </w:p>
     <w:p>
@@ -1758,7 +1758,7 @@
           <w:i w:val="0"/>
           <w:sz w:val="22"/>
         </w:rPr>
-        <w:t>言葉の飾りだ。(低く)三代目が、家を売る。四月に言ったとおりだ。</w:t>
+        <w:t>言葉の飾りだ。(低く)三代目が家を売る。四月に言ったとおりだ。</w:t>
       </w:r>
     </w:p>
     <w:p>
@@ -1781,7 +1781,7 @@
           <w:i w:val="0"/>
           <w:sz w:val="22"/>
         </w:rPr>
-        <w:t>売るのではなく、畳みます。借りたものは、返します。</w:t>
+        <w:t>売るのではなく、畳みます。借りたものは返します。</w:t>
       </w:r>
     </w:p>
     <w:p>
@@ -1842,7 +1842,7 @@
           <w:color w:val="555555"/>
           <w:sz w:val="22"/>
         </w:rPr>
-        <w:t>(大関は、しばらく黙る。榊が、机の端に自分の湯呑みを置こうとして、手を止める。)</w:t>
+        <w:t>(大関はしばらく黙る。榊が、机の端に自分の湯呑みを置こうとして、手を止める。)</w:t>
       </w:r>
     </w:p>
     <w:p>
@@ -1865,7 +1865,7 @@
           <w:i w:val="0"/>
           <w:sz w:val="22"/>
         </w:rPr>
-        <w:t>わしの時代は、飲み込むのが仕事だった。(自分の膝を見る)誰かが決めたことを、飲み込む。決めた者の名前は、言わずに、飲み込む。それを「慣わし」と言った。お前の親父は、それが、うまかった。</w:t>
+        <w:t>わしの時代は、飲み込むのが仕事だった。(自分の膝を見る)誰かが決めたことを、飲み込む。決めた者の名前は、言わずに飲み込む。それを「慣わし」と言った。お前の親父はそれがうまかった。</w:t>
       </w:r>
     </w:p>
     <w:p>
@@ -1888,7 +1888,7 @@
           <w:i w:val="0"/>
           <w:sz w:val="22"/>
         </w:rPr>
-        <w:t>父は、飲み込んでいたのではなく、書き残していました。余白に。</w:t>
+        <w:t>父は飲み込んでいたのではなく、書き残していました。余白に。</w:t>
       </w:r>
     </w:p>
     <w:p>
@@ -1911,7 +1911,7 @@
           <w:i w:val="0"/>
           <w:sz w:val="22"/>
         </w:rPr>
-        <w:t>余白。(顔を上げる)余白を、わしは読んでおらん。</w:t>
+        <w:t>余白。(顔を上げる)余白をわしは読んでおらん。</w:t>
       </w:r>
     </w:p>
     <w:p>
@@ -2018,7 +2018,7 @@
           <w:i w:val="0"/>
           <w:sz w:val="22"/>
         </w:rPr>
-        <w:t>総会では、反対する。わしは、事務総長として発言する。票は、わしには、ない。だが、立って、言う。</w:t>
+        <w:t>総会では反対する。わしは事務総長として発言する。票は、わしにはない。だが、立って言う。</w:t>
       </w:r>
     </w:p>
     <w:p>
@@ -2041,7 +2041,7 @@
           <w:i w:val="0"/>
           <w:sz w:val="22"/>
         </w:rPr>
-        <w:t>発言は、規約上、事務総長の権限です。</w:t>
+        <w:t>発言は規約上、事務総長の権限です。</w:t>
       </w:r>
     </w:p>
     <w:p>
@@ -2064,7 +2064,7 @@
           <w:i w:val="0"/>
           <w:sz w:val="22"/>
         </w:rPr>
-        <w:t>条文を、わしに教えるな。(立ち上がる。扉の前で、振り返る)あの人が書いていたのなら、わしの名前も、書いてあるのだろう。</w:t>
+        <w:t>条文をわしに教えるな。(立ち上がる。扉の前で振り返る)あの人が書いていたのなら、わしの名前も、書いてあるのだろう。</w:t>
       </w:r>
     </w:p>
     <w:p>
@@ -2087,7 +2087,7 @@
           <w:i w:val="0"/>
           <w:sz w:val="22"/>
         </w:rPr>
-        <w:t>一度だけ、出てきます。「大関は、最後まで残る」と。</w:t>
+        <w:t>一度だけ出てきます。「大関は最後まで残る」と。</w:t>
       </w:r>
     </w:p>
     <w:p>
@@ -2155,7 +2155,7 @@
           <w:color w:val="555555"/>
           <w:sz w:val="22"/>
         </w:rPr>
-        <w:t>(2024年3月22日(金)午後七時。汐見の居酒屋「潮彩」の二階座敷。丸い座卓に、浜野、大城、和代。壁際の座布団には、遠藤の青い湯呑み。女将が、焼き魚の皿を置く。遼が、遅れて入ってくる。)</w:t>
+        <w:t>(2024年3月22日(金)午後七時。汐見の居酒屋「潮彩」の二階座敷。丸い座卓に浜野、大城、和代。壁際の座布団には、遠藤の青い湯呑み。女将が焼き魚の皿を置く。遼が、遅れて入ってくる。)</w:t>
       </w:r>
     </w:p>
     <w:p>
@@ -2201,7 +2201,7 @@
           <w:i w:val="0"/>
           <w:sz w:val="22"/>
         </w:rPr>
-        <w:t>失礼しました。選管の会議が、長引きました。(座る)今日は、お伝えしたいことがあります。</w:t>
+        <w:t>失礼しました。選管の会議が、長引きました。(座る)今日はお伝えしたいことがあります。</w:t>
       </w:r>
     </w:p>
     <w:p>
@@ -2224,7 +2224,7 @@
           <w:i w:val="0"/>
           <w:sz w:val="22"/>
         </w:rPr>
-        <w:t>聞いでる。畳むんだべ。(湯呑みを持つ)テレビでやってだ。「三代目が、会の解散を提案」って。</w:t>
+        <w:t>聞いでる。畳むんだべ。(湯呑みを持つ)テレビでやってだ。「三代目が会の解散を提案」って。</w:t>
       </w:r>
     </w:p>
     <w:p>
@@ -2247,7 +2247,7 @@
           <w:i w:val="0"/>
           <w:sz w:val="22"/>
         </w:rPr>
-        <w:t>総会は、四月十九日です。決議が通れば、潮音会は解散します。</w:t>
+        <w:t>総会は四月十九日です。決議が通れば、潮音会は解散します。</w:t>
       </w:r>
     </w:p>
     <w:p>
@@ -2270,7 +2270,7 @@
           <w:i w:val="0"/>
           <w:sz w:val="22"/>
         </w:rPr>
-        <w:t>通れば、な。(魚の骨を外す)通らねえ話か。</w:t>
+        <w:t>通ればな。(魚の骨を外す)通らねえ話か。</w:t>
       </w:r>
     </w:p>
     <w:p>
@@ -2316,7 +2316,7 @@
           <w:i w:val="0"/>
           <w:sz w:val="22"/>
         </w:rPr>
-        <w:t>会が無ぐなって、何が変わっか。おらには、よぐ分がらねえ。</w:t>
+        <w:t>会が無ぐなって、何が変わっか。おらにはよぐ分がらねえ。</w:t>
       </w:r>
     </w:p>
     <w:p>
@@ -2339,7 +2339,7 @@
           <w:i w:val="0"/>
           <w:sz w:val="22"/>
         </w:rPr>
-        <w:t>変わるのは、書類と、看板と、事務局の人の仕事です。(間)変わらないのは、あの会が決めたことの記録です。湾の復旧予算も、廃炉の交付金も、会の部会で話し合われた時期があります。解散しても、その議事録は、消えないように残します。</w:t>
+        <w:t>変わるのは書類と、看板と事務局の人の仕事です。(間)変わらないのは、あの会が決めたことの記録です。湾の復旧予算も、廃炉の交付金も、会の部会で話し合われた時期があります。解散してもその議事録は、消えないように残します。</w:t>
       </w:r>
     </w:p>
     <w:p>
@@ -2362,7 +2362,7 @@
           <w:i w:val="0"/>
           <w:sz w:val="22"/>
         </w:rPr>
-        <w:t>残すのは、おめえの仕事か。</w:t>
+        <w:t>残すのはおめえの仕事か。</w:t>
       </w:r>
     </w:p>
     <w:p>
@@ -2441,7 +2441,7 @@
           <w:i w:val="0"/>
           <w:sz w:val="22"/>
         </w:rPr>
-        <w:t>作ったのは、父です。僕が受け継いで、片付けます。(間)片付けが、一番、骨が折れるそうです。</w:t>
+        <w:t>作ったのは父です。僕が受け継いで、片付けます。(間)片付けが一番、骨が折れるそうです。</w:t>
       </w:r>
     </w:p>
     <w:p>
@@ -2464,7 +2464,7 @@
           <w:i w:val="0"/>
           <w:sz w:val="22"/>
         </w:rPr>
-        <w:t>そう。片付けは、たいてい、作った人の何倍も、かかる。(湯呑みに手を添えて)あたしは、会が無くなることには、拍手も、しない。会があった間に起きたことを、会が無くなった後も、見るだけ。</w:t>
+        <w:t>そう。片付けはたいてい作った人の何倍も、かかる。(湯呑みに手を添えて)あたしは会が無くなることには、拍手もしない。会があった間に起きたことを、会が無くなった後も、見るだけ。</w:t>
       </w:r>
     </w:p>
     <w:p>
@@ -2487,7 +2487,7 @@
           <w:i w:val="0"/>
           <w:sz w:val="22"/>
         </w:rPr>
-        <w:t>見でろ。(遼に向き直る)なあ、遼。会が畳まるのは、おらには、よぐ分がらねえ。んだが、一つだけ、言っとく。</w:t>
+        <w:t>見でろ。(遼に向き直る)なあ、遼。会が畳まるのは、おらにはよぐ分がらねえ。んだが一つだけ言っとく。</w:t>
       </w:r>
     </w:p>
     <w:p>
@@ -2579,7 +2579,7 @@
           <w:i w:val="0"/>
           <w:sz w:val="22"/>
         </w:rPr>
-        <w:t>分がってねえごどが、あっても、分がってる顔をすんな。分がってねえなら、「分がらねえ」と言え。</w:t>
+        <w:t>分がってねえごどが、あっても分がってる顔をすんな。分がってねえなら、「分がらねえ」と言え。</w:t>
       </w:r>
     </w:p>
     <w:p>
@@ -2640,7 +2640,7 @@
           <w:color w:val="555555"/>
           <w:sz w:val="22"/>
         </w:rPr>
-        <w:t>(女将が湯呑みを順に回す。最初の一杯は、浜野。)</w:t>
+        <w:t>(女将が湯呑みを順に回す。最初の一杯は浜野。)</w:t>
       </w:r>
     </w:p>
     <w:p>
@@ -2663,7 +2663,7 @@
           <w:i w:val="0"/>
           <w:sz w:val="22"/>
         </w:rPr>
-        <w:t>今夜は、浜野さんからだべ。</w:t>
+        <w:t>今夜は浜野さんからだべ。</w:t>
       </w:r>
     </w:p>
     <w:p>
@@ -2709,7 +2709,7 @@
           <w:i w:val="0"/>
           <w:sz w:val="22"/>
         </w:rPr>
-        <w:t>今日は、あなたが一番、悩んでいる顔をしてる。飲んで。</w:t>
+        <w:t>今日はあなたが一番、悩んでいる顔をしてる。飲んで。</w:t>
       </w:r>
     </w:p>
     <w:p>
@@ -2724,7 +2724,7 @@
           <w:color w:val="555555"/>
           <w:sz w:val="22"/>
         </w:rPr>
-        <w:t>(浜野が、苦そうに口を付ける。座敷に、短い笑い。遠藤の青い湯呑みのほうじ茶が、わずかに揺れる。)</w:t>
+        <w:t>(浜野が苦そうに口を付ける。座敷に短い笑い。遠藤の青い湯呑みのほうじ茶が、わずかに揺れる。)</w:t>
       </w:r>
     </w:p>
     <w:p>
@@ -2754,7 +2754,7 @@
           <w:color w:val="555555"/>
           <w:sz w:val="22"/>
         </w:rPr>
-        <w:t>(2024年3月29日(金)午後四時。汐見の本家、功の書斎。窓際の机の脇に、番号入りの箱が四つ、壁に沿って並ぶ。四、七、九、十。鉄の帯と南京錠。澄子が戸口に立ち、榊が書斎の中央で、脚立に手を置いている。遼は机の前。内ポケットに、真鍮の鍵。)</w:t>
+        <w:t>(2024年3月29日(金)午後四時。汐見の本家、功の書斎。窓際の机の脇に、番号入りの箱が四つ、壁に沿って並ぶ。四、七、九、十。鉄の帯と南京錠。澄子が戸口に立ち、榊が書斎の中央で、脚立に手を置いている。遼は机の前。内ポケットに真鍮の鍵。)</w:t>
       </w:r>
     </w:p>
     <w:p>
@@ -2846,7 +2846,7 @@
           <w:i w:val="0"/>
           <w:sz w:val="22"/>
         </w:rPr>
-        <w:t>総会の後、清算人として、事務局の書類を保管する場所が要ります。会計書類は三年。議事録は、期限を決めず、残します。(箱を見る)これらの箱は、潮音会の書類ではありません。父の私的な書付が入っている可能性があります。</w:t>
+        <w:t>総会の後、清算人として、事務局の書類を保管する場所が要ります。会計書類は三年。議事録は期限を決めず残します。(箱を見る)これらの箱は、潮音会の書類ではありません。父の私的な書付が入っている可能性があります。</w:t>
       </w:r>
     </w:p>
     <w:p>
@@ -2869,7 +2869,7 @@
           <w:i w:val="0"/>
           <w:sz w:val="22"/>
         </w:rPr>
-        <w:t>私的な書付、でしょうか。公的な、でしょうか。</w:t>
+        <w:t>私的な書付、でしょうか。公的なでしょうか。</w:t>
       </w:r>
     </w:p>
     <w:p>
@@ -2953,7 +2953,7 @@
           <w:i w:val="0"/>
           <w:sz w:val="22"/>
         </w:rPr>
-        <w:t>試しません。この鍵が、この箱の鍵なのか、僕は知らない。合わなければ、合わなかったと知るだけで済みます。合えば、開けるかどうかを、決めなければならなくなる。</w:t>
+        <w:t>試しません。この鍵がこの箱の鍵なのか、僕は知らない。合わなければ、合わなかったと知るだけで済みます。合えば開けるかどうかを、決めなければならなくなる。</w:t>
       </w:r>
     </w:p>
     <w:p>
@@ -3068,7 +3068,7 @@
           <w:i w:val="0"/>
           <w:sz w:val="22"/>
         </w:rPr>
-        <w:t>発言をお許しください。(小さく)この箱は、私は、一度も、触れたことがありません。三十年、触れませんでした。(脚立から、手を離す)触れずに、預かっていた。それが、私の側の仕事でした。</w:t>
+        <w:t>発言をお許しください。(小さく)この箱は私は、一度も触れたことがありません。三十年、触れませんでした。(脚立から手を離す)触れずに預かっていた。それが私の側の仕事でした。</w:t>
       </w:r>
     </w:p>
     <w:p>
@@ -3221,7 +3221,7 @@
           <w:color w:val="555555"/>
           <w:sz w:val="22"/>
         </w:rPr>
-        <w:t>(澄子が、窓のカーテンを少し引く。桜の蕾が、枝の先で膨らんでいる。四月五日が、来週に迫っている。)</w:t>
+        <w:t>(澄子が窓のカーテンを少し引く。桜の蕾が枝の先で膨らんでいる。四月五日が、来週に迫っている。)</w:t>
       </w:r>
     </w:p>
     <w:p>
@@ -3251,7 +3251,7 @@
           <w:color w:val="555555"/>
           <w:sz w:val="22"/>
         </w:rPr>
-        <w:t>(2024年4月19日(金)午後一時五十分。七階の大会議室。コの字に並べた長机に、四十一名の名札。正面の壁に、紺の額縁の功の遺影。去年の秋の総会で撮った写真で、背広の襟に、会員徽章。議長席に久我。その右に、瀬尾が書記として座る。後方の傍聴席の最後列に、神崎が静かに座る。その二列前に灯、入口の受付に榊。岩渕が、委任状の束を数えている。)</w:t>
+        <w:t>(2024年4月19日(金)午後一時五十分。七階の大会議室。コの字に並べた長机に、四十一名の名札。正面の壁に、紺の額縁の功の遺影。去年の秋の総会で撮った写真で、背広の襟に会員徽章。議長席に久我。その右に瀬尾が書記として座る。後方の傍聴席の最後列に、神崎が静かに座る。その二列前に灯、入口の受付に榊。岩渕が委任状の束を数えている。)</w:t>
       </w:r>
     </w:p>
     <w:p>
@@ -3297,7 +3297,7 @@
           <w:i w:val="0"/>
           <w:sz w:val="22"/>
         </w:rPr>
-        <w:t>開会する。(木槌を一度、軽く鳴らす)議長は、わしだ。議案は一件。「潮音会の解散について」。提案者、会長代行、真壁遼。</w:t>
+        <w:t>開会する。(木槌を一度、軽く鳴らす)議長はわしだ。議案は一件。「潮音会の解散について」。提案者、会長代行、真壁遼。</w:t>
       </w:r>
     </w:p>
     <w:p>
@@ -3312,7 +3312,7 @@
           <w:color w:val="555555"/>
           <w:sz w:val="22"/>
         </w:rPr>
-        <w:t>(遼が立ち、壇に進む。手元に二枚の紙。正面の遺影が、視界の端に入る。)</w:t>
+        <w:t>(遼が立ち壇に進む。手元に二枚の紙。正面の遺影が、視界の端に入る。)</w:t>
       </w:r>
     </w:p>
     <w:p>
@@ -3335,7 +3335,7 @@
           <w:i w:val="0"/>
           <w:sz w:val="22"/>
         </w:rPr>
-        <w:t>提案者の真壁です。潮音会の解散を、提案いたします。この会は、父が三十年、会長として預かってきました。僕は、昨年六月から、会長代行として、机の端を借りてきました。</w:t>
+        <w:t>提案者の真壁です。潮音会の解散を、提案いたします。この会は父が三十年、会長として預かってきました。僕は、昨年六月から、会長代行として、机の端を借りてきました。</w:t>
       </w:r>
     </w:p>
     <w:p>
@@ -3350,7 +3350,7 @@
           <w:color w:val="555555"/>
           <w:sz w:val="22"/>
         </w:rPr>
-        <w:t>(会場の後ろで、誰かの咳。)</w:t>
+        <w:t>(会場の後ろで誰かの咳。)</w:t>
       </w:r>
     </w:p>
     <w:p>
@@ -3373,7 +3373,7 @@
           <w:i w:val="0"/>
           <w:sz w:val="22"/>
         </w:rPr>
-        <w:t>理由は、二枚の紙に書きました。一枚は、決めた理由。もう一枚は、選ばなかった理由です。後者を、先に読みます。</w:t>
+        <w:t>理由は二枚の紙に書きました。一枚は決めた理由。もう一枚は、選ばなかった理由です。後者を先に読みます。</w:t>
       </w:r>
     </w:p>
     <w:p>
@@ -3449,7 +3449,7 @@
           <w:i w:val="0"/>
           <w:sz w:val="22"/>
         </w:rPr>
-        <w:t>孔子は、こう言いました。「君子は和して同ぜず、小人は同じて和せず」。人は、同じでなくても、和することができる。同じであることを強いる会は、和を失います。この会は、「慣わし」で、同じであることを、三十年、保ってきた。解散は、その終わりです。</w:t>
+        <w:t>孔子はこう言いました。「君子は和して同ぜず、小人は同じて和せず」。人は、同じでなくても、和することができる。同じであることを強いる会は、和を失います。この会は、「慣わし」で、同じであることを、三十年、保ってきた。解散はその終わりです。</w:t>
       </w:r>
     </w:p>
     <w:p>
@@ -3464,7 +3464,7 @@
           <w:color w:val="555555"/>
           <w:sz w:val="22"/>
         </w:rPr>
-        <w:t>(沈黙。久我が、木槌を握ったまま、目を閉じている。)</w:t>
+        <w:t>(沈黙。久我が木槌を握ったまま、目を閉じている。)</w:t>
       </w:r>
     </w:p>
     <w:p>
@@ -3525,7 +3525,7 @@
           <w:color w:val="555555"/>
           <w:sz w:val="22"/>
         </w:rPr>
-        <w:t>(大関が、杖をつかずに立つ。会場の前に出る。)</w:t>
+        <w:t>(大関が杖をつかずに立つ。会場の前に出る。)</w:t>
       </w:r>
     </w:p>
     <w:p>
@@ -3548,7 +3548,7 @@
           <w:i w:val="0"/>
           <w:sz w:val="22"/>
         </w:rPr>
-        <w:t>反対する。理由は、一つだ。会は、人の寄る場所だ。人が寄るものを、新聞が叩いたからと言って、潰す者がどこにある。(声を上げる)この会が潰れれば、地方の若い議員は、誰が、面倒を見る。国会の中で、居場所を、誰が与える。</w:t>
+        <w:t>反対する。理由は一つだ。会は、人の寄る場所だ。人が寄るものを、新聞が叩いたからと言って、潰す者がどこにある。(声を上げる)この会が潰れれば、地方の若い議員は、誰が、面倒を見る。国会の中で居場所を誰が与える。</w:t>
       </w:r>
     </w:p>
     <w:p>
@@ -3563,7 +3563,7 @@
           <w:color w:val="555555"/>
           <w:sz w:val="22"/>
         </w:rPr>
-        <w:t>(後方で、神崎が、わずかに身じろぎする。)</w:t>
+        <w:t>(後方で神崎がわずかに身じろぎする。)</w:t>
       </w:r>
     </w:p>
     <w:p>
@@ -3586,7 +3586,7 @@
           <w:i w:val="0"/>
           <w:sz w:val="22"/>
         </w:rPr>
-        <w:t>三十年。三十年だ。わしはこの会の末席から、事務総長になった。功さんの隣で、昼も夜も、働いた。功さんが残したものを、三代目が、一晩で、畳む。(遼を見る)それを、「受け継ぐ」と、言えるのか。</w:t>
+        <w:t>三十年。三十年だ。わしはこの会の末席から、事務総長になった。功さんの隣で昼も夜も働いた。功さんが残したものを、三代目が一晩で畳む。(遼を見る)それを、「受け継ぐ」と、言えるのか。</w:t>
       </w:r>
     </w:p>
     <w:p>
@@ -3632,7 +3632,7 @@
           <w:i w:val="0"/>
           <w:sz w:val="22"/>
         </w:rPr>
-        <w:t>言葉が、功さんに似てきた。(低く)だが、功さんより、ずっと、冷たい。</w:t>
+        <w:t>言葉が功さんに似てきた。(低く)だが、功さんよりずっと、冷たい。</w:t>
       </w:r>
     </w:p>
     <w:p>
@@ -3670,7 +3670,7 @@
           <w:color w:val="555555"/>
           <w:sz w:val="22"/>
         </w:rPr>
-        <w:t>(大関が、席に戻る。入れ替わりに、窓際の老人が手を挙げる。)</w:t>
+        <w:t>(大関が席に戻る。入れ替わりに、窓際の老人が手を挙げる。)</w:t>
       </w:r>
     </w:p>
     <w:p>
@@ -3731,7 +3731,7 @@
           <w:i w:val="0"/>
           <w:sz w:val="22"/>
         </w:rPr>
-        <w:t>発言する。(会場全体を見渡す)わしは、功さんの先代、権之助さんの代から、この会に居る。四十年。(間)売り家と唐様で書く三代目、とは、昔からの川柳だ。傾いた家を、洒落た字で売りに出す。わしは、それを、笑い話だと思っていた。</w:t>
+        <w:t>発言する。(会場全体を見渡す)わしは功さんの先代、権之助さんの代から、この会に居る。四十年。(間)売り家と唐様で書く三代目、とは、昔からの川柳だ。傾いた家を、洒落た字で売りに出す。わしはそれを笑い話だと思っていた。</w:t>
       </w:r>
     </w:p>
     <w:p>
@@ -3746,7 +3746,7 @@
           <w:color w:val="555555"/>
           <w:sz w:val="22"/>
         </w:rPr>
-        <w:t>(会場に、微かな笑い。)</w:t>
+        <w:t>(会場に微かな笑い。)</w:t>
       </w:r>
     </w:p>
     <w:p>
@@ -3769,7 +3769,7 @@
           <w:i w:val="0"/>
           <w:sz w:val="22"/>
         </w:rPr>
-        <w:t>笑い話では、なかった。三代目が家を売った。(遼を見る)しかも、字は、唐様ではなく、普通の字で、読める字で。</w:t>
+        <w:t>笑い話ではなかった。三代目が家を売った。(遼を見る)しかも字は、唐様ではなく、普通の字で読める字で。</w:t>
       </w:r>
     </w:p>
     <w:p>
@@ -3815,7 +3815,7 @@
           <w:i w:val="0"/>
           <w:sz w:val="22"/>
         </w:rPr>
-        <w:t>読める字で売られると、買い手が付く。(杖を床に突く)文句は、ない。ただ、わしが若い頃に入った家が、無くなる。それを、この場で、言っておきたかった。(間)寂しい。それだけだ。</w:t>
+        <w:t>読める字で売られると、買い手が付く。(杖を床に突く)文句はない。ただわしが若い頃に入った家が、無くなる。それをこの場で言っておきたかった。(間)寂しい。それだけだ。</w:t>
       </w:r>
     </w:p>
     <w:p>
@@ -3876,7 +3876,7 @@
           <w:color w:val="555555"/>
           <w:sz w:val="22"/>
         </w:rPr>
-        <w:t>(後方の席で、南が手を挙げる。四十九歳。三期目の中堅議員。)</w:t>
+        <w:t>(後方の席で南が手を挙げる。四十九歳。三期目の中堅議員。)</w:t>
       </w:r>
     </w:p>
     <w:p>
@@ -3922,7 +3922,7 @@
           <w:i w:val="0"/>
           <w:sz w:val="22"/>
         </w:rPr>
-        <w:t>賛成の立場で発言します。(立つ)うちの選挙区の後援会では、会が解散するなら、私は、潮音会の議員として、何を名乗ればいいのかという声があります。(間)それでも、私は賛成します。名乗る看板がなくなっても、名乗る名前は、私の名前です。会が名乗らせてくれたものではなく、投票所で、有権者が書いてくれた名前です。</w:t>
+        <w:t>賛成の立場で発言します。(立つ)うちの選挙区の後援会では、会が解散するなら、私は、潮音会の議員として、何を名乗ればいいのかという声があります。(間)それでも私は賛成します。名乗る看板がなくなっても、名乗る名前は、私の名前です。会が名乗らせてくれたものではなく、投票所で、有権者が書いてくれた名前です。</w:t>
       </w:r>
     </w:p>
     <w:p>
@@ -3960,7 +3960,7 @@
           <w:i w:val="0"/>
           <w:sz w:val="22"/>
         </w:rPr>
-        <w:t>他に発言はあるか。(間)ないな。では、表決に入る。規約第九条。出席会員の三分の二以上をもって決する。出席は三十六名。三分の二は、二十四名。(木槌を持ち上げる)賛成の者は、挙手。</w:t>
+        <w:t>他に発言はあるか。(間)ないな。では、表決に入る。規約第九条。出席会員の三分の二以上をもって決する。出席は三十六名。三分の二は二十四名。(木槌を持ち上げる)賛成の者は挙手。</w:t>
       </w:r>
     </w:p>
     <w:p>
@@ -3975,7 +3975,7 @@
           <w:color w:val="555555"/>
           <w:sz w:val="22"/>
         </w:rPr>
-        <w:t>(手が上がる。岩渕と瀬尾が、数える。委任状の三票も、読み上げられる。)</w:t>
+        <w:t>(手が上がる。岩渕と瀬尾が数える。委任状の三票も、読み上げられる。)</w:t>
       </w:r>
     </w:p>
     <w:p>
@@ -4153,7 +4153,7 @@
           <w:color w:val="555555"/>
           <w:sz w:val="22"/>
         </w:rPr>
-        <w:t>(会場に、息を吐く音。誰も、拍手をしない。久我が、遼に向かって頷く。)</w:t>
+        <w:t>(会場に息を吐く音。誰も、拍手をしない。久我が遼に向かって頷く。)</w:t>
       </w:r>
     </w:p>
     <w:p>
@@ -4191,7 +4191,7 @@
           <w:color w:val="555555"/>
           <w:sz w:val="22"/>
         </w:rPr>
-        <w:t>(遼が、壇に戻る。正面の遺影に、一礼。それから、会場に向き直る。)</w:t>
+        <w:t>(遼が、壇に戻る。正面の遺影に一礼。それから会場に向き直る。)</w:t>
       </w:r>
     </w:p>
     <w:p>
@@ -4214,7 +4214,7 @@
           <w:i w:val="0"/>
           <w:sz w:val="22"/>
         </w:rPr>
-        <w:t>規約第九条に基づく総会の決議により、ここに、潮音会の解散を宣言いたします。清算人は、会長代行の僕と、事務局の岩渕達也さん、および、外部の弁護士一名とします。(間)長い間、ありがとうございました。</w:t>
+        <w:t>規約第九条に基づく総会の決議により、ここに潮音会の解散を宣言いたします。清算人は会長代行の僕と、事務局の岩渕達也さん、および外部の弁護士一名とします。(間)長い間ありがとうございました。</w:t>
       </w:r>
     </w:p>
     <w:p>
@@ -4229,7 +4229,7 @@
           <w:color w:val="555555"/>
           <w:sz w:val="22"/>
         </w:rPr>
-        <w:t>(遼が、深く頭を下げる。会場の最後列で、神崎が、立ち上がる。静かに会釈し、一足先に、扉を出ていく。入口で、榊が扉を押さえる。)</w:t>
+        <w:t>(遼が、深く頭を下げる。会場の最後列で、神崎が立ち上がる。静かに会釈し一足先に扉を出ていく。入口で榊が扉を押さえる。)</w:t>
       </w:r>
     </w:p>
     <w:p>
@@ -4252,7 +4252,7 @@
           <w:i w:val="0"/>
           <w:sz w:val="22"/>
         </w:rPr>
-        <w:t>お足元に、お気をつけて。</w:t>
+        <w:t>お足元にお気をつけて。</w:t>
       </w:r>
     </w:p>
     <w:p>
@@ -4275,7 +4275,7 @@
           <w:i w:val="0"/>
           <w:sz w:val="22"/>
         </w:rPr>
-        <w:t>傍聴人として、見届けました。(榊だけに)あなたも、立っておられた。</w:t>
+        <w:t>傍聴人として、見届けました。(榊だけに)あなたも立っておられた。</w:t>
       </w:r>
     </w:p>
     <w:p>
@@ -4313,7 +4313,7 @@
           <w:color w:val="555555"/>
           <w:sz w:val="22"/>
         </w:rPr>
-        <w:t>(遺影の功は、いつもの、少し困ったような顔で、解散した会場を見ている。)</w:t>
+        <w:t>(遺影の功はいつもの少し困ったような顔で、解散した会場を見ている。)</w:t>
       </w:r>
     </w:p>
     <w:p>
@@ -4343,7 +4343,7 @@
           <w:color w:val="555555"/>
           <w:sz w:val="22"/>
         </w:rPr>
-        <w:t>(2024年4月19日(金)午後九時。汐見の法律事務所。階段の電灯。机の上に、鉄瓶の湯気。三浦が煎ったほうじ茶の香り。灯が、清算人の書類の束を、ファイルに綴じている。遼は、椅子に座ったまま。榊は、入口で外套を脱ぐ。)</w:t>
+        <w:t>(2024年4月19日(金)午後九時。汐見の法律事務所。階段の電灯。机の上に鉄瓶の湯気。三浦が煎ったほうじ茶の香り。灯が、清算人の書類の束を、ファイルに綴じている。遼は、椅子に座ったまま。榊は、入口で外套を脱ぐ。)</w:t>
       </w:r>
     </w:p>
     <w:p>
@@ -4389,7 +4389,7 @@
           <w:i w:val="0"/>
           <w:sz w:val="22"/>
         </w:rPr>
-        <w:t>ありがとうございます。(受け取る)総会は、二時間十二分でした。</w:t>
+        <w:t>ありがとうございます。(受け取る)総会は二時間十二分でした。</w:t>
       </w:r>
     </w:p>
     <w:p>
@@ -4412,7 +4412,7 @@
           <w:i w:val="0"/>
           <w:sz w:val="22"/>
         </w:rPr>
-        <w:t>議事録の写しは、今日中に岩渕さんから、メールで届きます。保存期間は、定めを付けません。(綴じ紐を結ぶ)会計の書類は、三年。余白の書き込みの原文は、会の書類ではないので、入っていません。</w:t>
+        <w:t>議事録の写しは、今日中に岩渕さんから、メールで届きます。保存期間は、定めを付けません。(綴じ紐を結ぶ)会計の書類は三年。余白の書き込みの原文は、会の書類ではないので、入っていません。</w:t>
       </w:r>
     </w:p>
     <w:p>
@@ -4435,7 +4435,7 @@
           <w:i w:val="0"/>
           <w:sz w:val="22"/>
         </w:rPr>
-        <w:t>書斎の箱は、まだ、閉じたままです。</w:t>
+        <w:t>書斎の箱はまだ閉じたままです。</w:t>
       </w:r>
     </w:p>
     <w:p>
@@ -4458,7 +4458,7 @@
           <w:i w:val="0"/>
           <w:sz w:val="22"/>
         </w:rPr>
-        <w:t>はい。(目を上げる)閉じたままの箱は、「ない」ことには、ならないですよ。</w:t>
+        <w:t>はい。(目を上げる)閉じたままの箱は、「ない」ことにはならないですよ。</w:t>
       </w:r>
     </w:p>
     <w:p>
@@ -4496,7 +4496,7 @@
           <w:color w:val="555555"/>
           <w:sz w:val="22"/>
         </w:rPr>
-        <w:t>(間。榊が、水屋の戸を開ける。棚の端に、白い小さな湯呑み。縁に、小さな欠け。三十年、使われなかった。)</w:t>
+        <w:t>(間。榊が、水屋の戸を開ける。棚の端に白い小さな湯呑み。縁に、小さな欠け。三十年、使われなかった。)</w:t>
       </w:r>
     </w:p>
     <w:p>
@@ -4519,7 +4519,7 @@
           <w:i w:val="0"/>
           <w:sz w:val="22"/>
         </w:rPr>
-        <w:t>三浦さん。(声が、低い)私の湯呑みに、一杯、いただけますか。</w:t>
+        <w:t>三浦さん。(声が、低い)私の湯呑みに一杯、いただけますか。</w:t>
       </w:r>
     </w:p>
     <w:p>
@@ -4534,7 +4534,7 @@
           <w:color w:val="555555"/>
           <w:sz w:val="22"/>
         </w:rPr>
-        <w:t>(三浦が、動きを止める。灯も、手を止める。)</w:t>
+        <w:t>(三浦が動きを止める。灯も、手を止める。)</w:t>
       </w:r>
     </w:p>
     <w:p>
@@ -4557,7 +4557,7 @@
           <w:i w:val="0"/>
           <w:sz w:val="22"/>
         </w:rPr>
-        <w:t>今日、総会で、受付に立っておりました。(間)功先生の写真の下で、会が解散するのを、見ておりました。三十年、書く側にいた人間が、それを書かない側から、見ました。</w:t>
+        <w:t>今日、総会で受付に立っておりました。(間)功先生の写真の下で、会が解散するのを、見ておりました。三十年、書く側にいた人間が、それを書かない側から、見ました。</w:t>
       </w:r>
     </w:p>
     <w:p>
@@ -4572,7 +4572,7 @@
           <w:color w:val="555555"/>
           <w:sz w:val="22"/>
         </w:rPr>
-        <w:t>(三浦が、無言で、鉄瓶から白い湯呑みに、注ぐ。榊は、立ったまま、湯呑みを両手で受ける。口を付けない。)</w:t>
+        <w:t>(三浦が無言で鉄瓶から白い湯呑みに、注ぐ。榊は、立ったまま、湯呑みを両手で受ける。口を付けない。)</w:t>
       </w:r>
     </w:p>
     <w:p>
@@ -4595,7 +4595,7 @@
           <w:i w:val="0"/>
           <w:sz w:val="22"/>
         </w:rPr>
-        <w:t>……まだ、飲む日では、ございません。(小さく)ですが、湯の温かさは、手に伝わっております。</w:t>
+        <w:t>……まだ飲む日ではございません。(小さく)ですが湯の温かさは、手に伝わっております。</w:t>
       </w:r>
     </w:p>
     <w:p>
@@ -4641,7 +4641,7 @@
           <w:i w:val="0"/>
           <w:sz w:val="22"/>
         </w:rPr>
-        <w:t>ええ。(湯呑みを、そっと棚の端に戻す)次に、手に取る日が、飲む日になるのでしょう。</w:t>
+        <w:t>ええ。(湯呑みをそっと棚の端に戻す)次に、手に取る日が、飲む日になるのでしょう。</w:t>
       </w:r>
     </w:p>
     <w:p>
@@ -4656,7 +4656,7 @@
           <w:color w:val="555555"/>
           <w:sz w:val="22"/>
         </w:rPr>
-        <w:t>(遼は、自分の湯呑みを、静かに口に運ぶ。窓の外に、遅れて咲いた桜が、一枚、二枚、散っている。鉄瓶の口から、煙が一本、のぼって、消える。)</w:t>
+        <w:t>(遼は、自分の湯呑みを、静かに口に運ぶ。窓の外に遅れて咲いた桜が、一枚、二枚、散っている。鉄瓶の口から煙が一本のぼって消える。)</w:t>
       </w:r>
     </w:p>
     <w:p>
